--- a/backend_api/templates/presentation_bunker.docx
+++ b/backend_api/templates/presentation_bunker.docx
@@ -350,6 +350,7 @@
         <w:t>gross_tonnage</w:t>
       </w:r>
       <w:proofErr w:type="spellEnd"/>
+      <w:proofErr w:type="gramStart"/>
       <w:r>
         <w:rPr>
           <w:rFonts w:ascii="Arial" w:hAnsi="Arial" w:cs="Arial"/>
@@ -370,7 +371,30 @@
           <w:sz w:val="32"/>
           <w:szCs w:val="32"/>
         </w:rPr>
+        <w:t xml:space="preserve"> </w:t>
+      </w:r>
+      <w:r>
+        <w:rPr>
+          <w:rFonts w:ascii="Arial" w:hAnsi="Arial" w:cs="Arial"/>
+          <w:b/>
+          <w:bCs/>
+          <w:color w:val="000000"/>
+          <w:sz w:val="32"/>
+          <w:szCs w:val="32"/>
+        </w:rPr>
         <w:t>.</w:t>
+      </w:r>
+      <w:proofErr w:type="gramEnd"/>
+      <w:r>
+        <w:rPr>
+          <w:rFonts w:ascii="Arial" w:hAnsi="Arial" w:cs="Arial"/>
+          <w:b/>
+          <w:bCs/>
+          <w:color w:val="000000"/>
+          <w:sz w:val="32"/>
+          <w:szCs w:val="32"/>
+        </w:rPr>
+        <w:t xml:space="preserve"> </w:t>
       </w:r>
     </w:p>
     <w:p>
@@ -408,19 +432,7 @@
           <w:szCs w:val="32"/>
           <w:lang w:val="en-GB"/>
         </w:rPr>
-        <w:t xml:space="preserve">      </w:t>
-      </w:r>
-      <w:r>
-        <w:rPr>
-          <w:rFonts w:ascii="Arial" w:hAnsi="Arial" w:cs="Arial"/>
-          <w:b/>
-          <w:bCs/>
-          <w:color w:val="000000"/>
-          <w:sz w:val="32"/>
-          <w:szCs w:val="32"/>
-          <w:lang w:val="en-GB"/>
-        </w:rPr>
-        <w:t xml:space="preserve">TO: </w:t>
+        <w:t xml:space="preserve">      TO: </w:t>
       </w:r>
       <w:r>
         <w:rPr>
@@ -508,29 +520,7 @@
           <w:sz w:val="32"/>
           <w:szCs w:val="32"/>
         </w:rPr>
-        <w:t xml:space="preserve"> {port}</w:t>
-      </w:r>
-      <w:r>
-        <w:rPr>
-          <w:rFonts w:ascii="Arial" w:hAnsi="Arial" w:cs="Arial"/>
-          <w:b/>
-          <w:bCs/>
-          <w:color w:val="000000"/>
-          <w:sz w:val="32"/>
-          <w:szCs w:val="32"/>
-        </w:rPr>
-        <w:t xml:space="preserve"> </w:t>
-      </w:r>
-      <w:r>
-        <w:rPr>
-          <w:rFonts w:ascii="Arial" w:hAnsi="Arial" w:cs="Arial"/>
-          <w:b/>
-          <w:bCs/>
-          <w:color w:val="000000"/>
-          <w:sz w:val="32"/>
-          <w:szCs w:val="32"/>
-        </w:rPr>
-        <w:t>– {country} / {</w:t>
+        <w:t xml:space="preserve"> {port} – {country} / {</w:t>
       </w:r>
       <w:proofErr w:type="spellStart"/>
       <w:r>
@@ -1009,6 +999,50 @@
     <w:lsdException w:name="Subtitle" w:qFormat="1"/>
     <w:lsdException w:name="Strong" w:qFormat="1"/>
     <w:lsdException w:name="Emphasis" w:qFormat="1"/>
+    <w:lsdException w:name="Normal Table" w:semiHidden="1" w:unhideWhenUsed="1"/>
+    <w:lsdException w:name="Table Simple 1" w:semiHidden="1" w:unhideWhenUsed="1"/>
+    <w:lsdException w:name="Table Simple 2" w:semiHidden="1" w:unhideWhenUsed="1"/>
+    <w:lsdException w:name="Table Simple 3" w:semiHidden="1" w:unhideWhenUsed="1"/>
+    <w:lsdException w:name="Table Classic 1" w:semiHidden="1" w:unhideWhenUsed="1"/>
+    <w:lsdException w:name="Table Classic 2" w:semiHidden="1" w:unhideWhenUsed="1"/>
+    <w:lsdException w:name="Table Classic 3" w:semiHidden="1" w:unhideWhenUsed="1"/>
+    <w:lsdException w:name="Table Classic 4" w:semiHidden="1" w:unhideWhenUsed="1"/>
+    <w:lsdException w:name="Table Colorful 1" w:semiHidden="1" w:unhideWhenUsed="1"/>
+    <w:lsdException w:name="Table Colorful 2" w:semiHidden="1" w:unhideWhenUsed="1"/>
+    <w:lsdException w:name="Table Colorful 3" w:semiHidden="1" w:unhideWhenUsed="1"/>
+    <w:lsdException w:name="Table Columns 1" w:semiHidden="1" w:unhideWhenUsed="1"/>
+    <w:lsdException w:name="Table Columns 2" w:semiHidden="1" w:unhideWhenUsed="1"/>
+    <w:lsdException w:name="Table Columns 3" w:semiHidden="1" w:unhideWhenUsed="1"/>
+    <w:lsdException w:name="Table Columns 4" w:semiHidden="1" w:unhideWhenUsed="1"/>
+    <w:lsdException w:name="Table Columns 5" w:semiHidden="1" w:unhideWhenUsed="1"/>
+    <w:lsdException w:name="Table Grid 1" w:semiHidden="1" w:unhideWhenUsed="1"/>
+    <w:lsdException w:name="Table Grid 2" w:semiHidden="1" w:unhideWhenUsed="1"/>
+    <w:lsdException w:name="Table Grid 3" w:semiHidden="1" w:unhideWhenUsed="1"/>
+    <w:lsdException w:name="Table Grid 4" w:semiHidden="1" w:unhideWhenUsed="1"/>
+    <w:lsdException w:name="Table Grid 5" w:semiHidden="1" w:unhideWhenUsed="1"/>
+    <w:lsdException w:name="Table Grid 6" w:semiHidden="1" w:unhideWhenUsed="1"/>
+    <w:lsdException w:name="Table Grid 7" w:semiHidden="1" w:unhideWhenUsed="1"/>
+    <w:lsdException w:name="Table Grid 8" w:semiHidden="1" w:unhideWhenUsed="1"/>
+    <w:lsdException w:name="Table List 1" w:semiHidden="1" w:unhideWhenUsed="1"/>
+    <w:lsdException w:name="Table List 2" w:semiHidden="1" w:unhideWhenUsed="1"/>
+    <w:lsdException w:name="Table List 3" w:semiHidden="1" w:unhideWhenUsed="1"/>
+    <w:lsdException w:name="Table List 4" w:semiHidden="1" w:unhideWhenUsed="1"/>
+    <w:lsdException w:name="Table List 5" w:semiHidden="1" w:unhideWhenUsed="1"/>
+    <w:lsdException w:name="Table List 6" w:semiHidden="1" w:unhideWhenUsed="1"/>
+    <w:lsdException w:name="Table List 7" w:semiHidden="1" w:unhideWhenUsed="1"/>
+    <w:lsdException w:name="Table List 8" w:semiHidden="1" w:unhideWhenUsed="1"/>
+    <w:lsdException w:name="Table 3D effects 1" w:semiHidden="1" w:unhideWhenUsed="1"/>
+    <w:lsdException w:name="Table 3D effects 2" w:semiHidden="1" w:unhideWhenUsed="1"/>
+    <w:lsdException w:name="Table 3D effects 3" w:semiHidden="1" w:unhideWhenUsed="1"/>
+    <w:lsdException w:name="Table Contemporary" w:semiHidden="1" w:unhideWhenUsed="1"/>
+    <w:lsdException w:name="Table Elegant" w:semiHidden="1" w:unhideWhenUsed="1"/>
+    <w:lsdException w:name="Table Professional" w:semiHidden="1" w:unhideWhenUsed="1"/>
+    <w:lsdException w:name="Table Subtle 1" w:semiHidden="1" w:unhideWhenUsed="1"/>
+    <w:lsdException w:name="Table Subtle 2" w:semiHidden="1" w:unhideWhenUsed="1"/>
+    <w:lsdException w:name="Table Web 1" w:semiHidden="1" w:unhideWhenUsed="1"/>
+    <w:lsdException w:name="Table Web 2" w:semiHidden="1" w:unhideWhenUsed="1"/>
+    <w:lsdException w:name="Table Web 3" w:semiHidden="1" w:unhideWhenUsed="1"/>
+    <w:lsdException w:name="Table Theme" w:semiHidden="1" w:unhideWhenUsed="1"/>
     <w:lsdException w:name="Placeholder Text" w:semiHidden="1" w:uiPriority="99"/>
     <w:lsdException w:name="No Spacing" w:uiPriority="1" w:qFormat="1"/>
     <w:lsdException w:name="Light Shading" w:uiPriority="60"/>
@@ -1262,11 +1296,15 @@
   </w:style>
   <w:style w:type="character" w:default="1" w:styleId="DefaultParagraphFont">
     <w:name w:val="Default Paragraph Font"/>
+    <w:uiPriority w:val="1"/>
     <w:semiHidden/>
+    <w:unhideWhenUsed/>
   </w:style>
   <w:style w:type="table" w:default="1" w:styleId="TableNormal">
     <w:name w:val="Normal Table"/>
+    <w:uiPriority w:val="99"/>
     <w:semiHidden/>
+    <w:unhideWhenUsed/>
     <w:tblPr>
       <w:tblInd w:w="0" w:type="dxa"/>
       <w:tblCellMar>
@@ -1279,7 +1317,9 @@
   </w:style>
   <w:style w:type="numbering" w:default="1" w:styleId="NoList">
     <w:name w:val="No List"/>
+    <w:uiPriority w:val="99"/>
     <w:semiHidden/>
+    <w:unhideWhenUsed/>
   </w:style>
   <w:style w:type="paragraph" w:styleId="Header">
     <w:name w:val="header"/>

--- a/backend_api/templates/presentation_bunker.docx
+++ b/backend_api/templates/presentation_bunker.docx
@@ -14,6 +14,7 @@
             </w14:srgbClr>
           </w14:shadow>
         </w:rPr>
+        <w:jc w:val="center"/>
       </w:pPr>
       <w:r>
         <w:rPr>
@@ -27,13 +28,12 @@
             </w14:srgbClr>
           </w14:shadow>
         </w:rPr>
-        <w:t xml:space="preserve">                                                   </w:t>
-      </w:r>
-      <w:r>
-        <w:rPr>
-          <w:rFonts w:ascii="Arial" w:hAnsi="Arial" w:cs="Arial"/>
-          <w:b/>
-          <w:color w:val="0000FF"/>
+        <w:t>CERT Nº</w:t>
+      </w:r>
+      <w:r>
+        <w:rPr>
+          <w:rFonts w:ascii="Arial" w:hAnsi="Arial" w:cs="Arial"/>
+          <w:color w:val="000000"/>
           <w:spacing w:val="22"/>
           <w14:shadow w14:blurRad="50800" w14:dist="38100" w14:dir="2700000" w14:sx="100000" w14:sy="100000" w14:kx="0" w14:ky="0" w14:algn="tl">
             <w14:srgbClr w14:val="000000">
@@ -41,12 +41,12 @@
             </w14:srgbClr>
           </w14:shadow>
         </w:rPr>
-        <w:t>CERT Nº</w:t>
-      </w:r>
-      <w:r>
-        <w:rPr>
-          <w:rFonts w:ascii="Arial" w:hAnsi="Arial" w:cs="Arial"/>
-          <w:color w:val="000000"/>
+        <w:t xml:space="preserve"> </w:t>
+      </w:r>
+      <w:r>
+        <w:rPr>
+          <w:rFonts w:ascii="Arial" w:hAnsi="Arial" w:cs="Arial"/>
+          <w:b/>
           <w:spacing w:val="22"/>
           <w14:shadow w14:blurRad="50800" w14:dist="38100" w14:dir="2700000" w14:sx="100000" w14:sy="100000" w14:kx="0" w14:ky="0" w14:algn="tl">
             <w14:srgbClr w14:val="000000">
@@ -54,8 +54,9 @@
             </w14:srgbClr>
           </w14:shadow>
         </w:rPr>
-        <w:t xml:space="preserve"> </w:t>
-      </w:r>
+        <w:t>{</w:t>
+      </w:r>
+      <w:proofErr w:type="spellStart"/>
       <w:r>
         <w:rPr>
           <w:rFonts w:ascii="Arial" w:hAnsi="Arial" w:cs="Arial"/>
@@ -67,9 +68,9 @@
             </w14:srgbClr>
           </w14:shadow>
         </w:rPr>
-        <w:t>{</w:t>
-      </w:r>
-      <w:proofErr w:type="spellStart"/>
+        <w:t>bunker_cert_no</w:t>
+      </w:r>
+      <w:proofErr w:type="spellEnd"/>
       <w:r>
         <w:rPr>
           <w:rFonts w:ascii="Arial" w:hAnsi="Arial" w:cs="Arial"/>
@@ -81,10 +82,11 @@
             </w14:srgbClr>
           </w14:shadow>
         </w:rPr>
-        <w:t>bunker_cert_no</w:t>
-      </w:r>
-      <w:proofErr w:type="spellEnd"/>
-      <w:r>
+        <w:t>}</w:t>
+      </w:r>
+    </w:p>
+    <w:p>
+      <w:pPr>
         <w:rPr>
           <w:rFonts w:ascii="Arial" w:hAnsi="Arial" w:cs="Arial"/>
           <w:b/>
@@ -95,8 +97,7 @@
             </w14:srgbClr>
           </w14:shadow>
         </w:rPr>
-        <w:t>}</w:t>
-      </w:r>
+      </w:pPr>
     </w:p>
     <w:p>
       <w:pPr>
@@ -215,14 +216,59 @@
         <w:rPr>
           <w:rFonts w:ascii="Arial" w:hAnsi="Arial" w:cs="Arial"/>
           <w:b/>
-          <w:spacing w:val="22"/>
-          <w14:shadow w14:blurRad="50800" w14:dist="38100" w14:dir="2700000" w14:sx="100000" w14:sy="100000" w14:kx="0" w14:ky="0" w14:algn="tl">
-            <w14:srgbClr w14:val="000000">
-              <w14:alpha w14:val="60000"/>
-            </w14:srgbClr>
-          </w14:shadow>
-        </w:rPr>
+          <w:bCs/>
+          <w:color w:val="000000"/>
+          <w:sz w:val="32"/>
+          <w:szCs w:val="32"/>
+        </w:rPr>
+        <w:jc w:val="center"/>
       </w:pPr>
+      <w:r>
+        <w:rPr>
+          <w:rFonts w:ascii="Arial" w:hAnsi="Arial" w:cs="Arial"/>
+          <w:b/>
+          <w:bCs/>
+          <w:color w:val="000000"/>
+          <w:sz w:val="32"/>
+          <w:szCs w:val="32"/>
+        </w:rPr>
+        <w:t xml:space="preserve">MV </w:t>
+      </w:r>
+      <w:r>
+        <w:rPr>
+          <w:rFonts w:ascii="Arial" w:hAnsi="Arial" w:cs="Arial"/>
+          <w:b/>
+          <w:bCs/>
+          <w:color w:val="000000"/>
+          <w:sz w:val="32"/>
+          <w:szCs w:val="32"/>
+        </w:rPr>
+        <w:t>{</w:t>
+      </w:r>
+      <w:proofErr w:type="spellStart"/>
+      <w:r>
+        <w:rPr>
+          <w:rFonts w:ascii="Arial" w:hAnsi="Arial" w:cs="Arial"/>
+          <w:b/>
+          <w:bCs/>
+          <w:color w:val="000000"/>
+          <w:sz w:val="32"/>
+          <w:szCs w:val="32"/>
+        </w:rPr>
+        <w:t>ship_name</w:t>
+      </w:r>
+      <w:proofErr w:type="spellEnd"/>
+      <w:r>
+        <w:rPr>
+          <w:rFonts w:ascii="Arial" w:hAnsi="Arial" w:cs="Arial"/>
+          <w:b/>
+          <w:bCs/>
+          <w:color w:val="000000"/>
+          <w:sz w:val="32"/>
+          <w:szCs w:val="32"/>
+        </w:rPr>
+        <w:t>}</w:t>
+      </w:r>
     </w:p>
     <w:p>
       <w:pPr>
@@ -234,87 +280,8 @@
           <w:sz w:val="32"/>
           <w:szCs w:val="32"/>
         </w:rPr>
+        <w:jc w:val="center"/>
       </w:pPr>
-      <w:r>
-        <w:rPr>
-          <w:rFonts w:ascii="Arial" w:hAnsi="Arial" w:cs="Arial"/>
-          <w:b/>
-          <w:bCs/>
-          <w:color w:val="000000"/>
-          <w:sz w:val="32"/>
-          <w:szCs w:val="32"/>
-        </w:rPr>
-        <w:t xml:space="preserve">                     </w:t>
-      </w:r>
-      <w:r>
-        <w:rPr>
-          <w:rFonts w:ascii="Arial" w:hAnsi="Arial" w:cs="Arial"/>
-          <w:b/>
-          <w:bCs/>
-          <w:color w:val="000000"/>
-          <w:sz w:val="32"/>
-          <w:szCs w:val="32"/>
-        </w:rPr>
-        <w:t xml:space="preserve">MV </w:t>
-      </w:r>
-      <w:r>
-        <w:rPr>
-          <w:rFonts w:ascii="Arial" w:hAnsi="Arial" w:cs="Arial"/>
-          <w:b/>
-          <w:bCs/>
-          <w:color w:val="000000"/>
-          <w:sz w:val="32"/>
-          <w:szCs w:val="32"/>
-        </w:rPr>
-        <w:t>{</w:t>
-      </w:r>
-      <w:proofErr w:type="spellStart"/>
-      <w:r>
-        <w:rPr>
-          <w:rFonts w:ascii="Arial" w:hAnsi="Arial" w:cs="Arial"/>
-          <w:b/>
-          <w:bCs/>
-          <w:color w:val="000000"/>
-          <w:sz w:val="32"/>
-          <w:szCs w:val="32"/>
-        </w:rPr>
-        <w:t>ship_name</w:t>
-      </w:r>
-      <w:proofErr w:type="spellEnd"/>
-      <w:r>
-        <w:rPr>
-          <w:rFonts w:ascii="Arial" w:hAnsi="Arial" w:cs="Arial"/>
-          <w:b/>
-          <w:bCs/>
-          <w:color w:val="000000"/>
-          <w:sz w:val="32"/>
-          <w:szCs w:val="32"/>
-        </w:rPr>
-        <w:t>}</w:t>
-      </w:r>
-    </w:p>
-    <w:p>
-      <w:pPr>
-        <w:rPr>
-          <w:rFonts w:ascii="Arial" w:hAnsi="Arial" w:cs="Arial"/>
-          <w:b/>
-          <w:bCs/>
-          <w:color w:val="000000"/>
-          <w:sz w:val="32"/>
-          <w:szCs w:val="32"/>
-        </w:rPr>
-      </w:pPr>
-      <w:r>
-        <w:rPr>
-          <w:rFonts w:ascii="Arial" w:hAnsi="Arial" w:cs="Arial"/>
-          <w:b/>
-          <w:bCs/>
-          <w:color w:val="000000"/>
-          <w:sz w:val="32"/>
-          <w:szCs w:val="32"/>
-        </w:rPr>
-        <w:t xml:space="preserve">                            </w:t>
-      </w:r>
       <w:r>
         <w:rPr>
           <w:rFonts w:ascii="Arial" w:hAnsi="Arial" w:cs="Arial"/>
@@ -421,6 +388,7 @@
           <w:sz w:val="32"/>
           <w:szCs w:val="32"/>
         </w:rPr>
+        <w:jc w:val="center"/>
       </w:pPr>
       <w:r>
         <w:rPr>
@@ -432,7 +400,7 @@
           <w:szCs w:val="32"/>
           <w:lang w:val="en-GB"/>
         </w:rPr>
-        <w:t xml:space="preserve">      TO: </w:t>
+        <w:t xml:space="preserve">TO: </w:t>
       </w:r>
       <w:r>
         <w:rPr>
@@ -488,18 +456,8 @@
           <w:sz w:val="32"/>
           <w:szCs w:val="32"/>
         </w:rPr>
+        <w:jc w:val="center"/>
       </w:pPr>
-      <w:r>
-        <w:rPr>
-          <w:rFonts w:ascii="Arial" w:hAnsi="Arial" w:cs="Arial"/>
-          <w:b/>
-          <w:bCs/>
-          <w:color w:val="000000"/>
-          <w:sz w:val="32"/>
-          <w:szCs w:val="32"/>
-        </w:rPr>
-        <w:t xml:space="preserve">   </w:t>
-      </w:r>
       <w:r>
         <w:rPr>
           <w:rFonts w:ascii="Arial" w:hAnsi="Arial" w:cs="Arial"/>
@@ -861,6 +819,7 @@
         <w:sz w:val="56"/>
         <w:szCs w:val="56"/>
       </w:rPr>
+      <w:jc w:val="center"/>
     </w:pPr>
     <w:r>
       <w:rPr>
